--- a/example_articles/countries/Australia/1.countries_Australia_New_York_Times.docx
+++ b/example_articles/countries/Australia/1.countries_Australia_New_York_Times.docx
@@ -29,17 +29,17 @@
     </w:p>
     <w:p>
       <w:r>
-        <w:t>Source File: NYT/41.DOCX</w:t>
+        <w:t>Source file: NYT/41.DOCX</w:t>
       </w:r>
     </w:p>
     <w:p>
       <w:r>
-        <w:t>Raw locations result: ['Australia']</w:t>
+        <w:t>Raw locations result, 'locations': ['Australia']</w:t>
       </w:r>
     </w:p>
     <w:p>
       <w:r>
-        <w:t>countries_stand_flat (Standardized): Australia</w:t>
+        <w:t>Standardized locations result, 'countries_stand_flat': Australia</w:t>
       </w:r>
     </w:p>
     <w:p>

--- a/example_articles/countries/Australia/1.countries_Australia_New_York_Times.docx
+++ b/example_articles/countries/Australia/1.countries_Australia_New_York_Times.docx
@@ -7,9 +7,9 @@
         <w:pStyle w:val="Heading1"/>
       </w:pPr>
       <w:r>
-        <w:t>THEATER REVIEW;</w:t>
+        <w:t>SUNDAY VIEW;</w:t>
         <w:br/>
-        <w:t>Exploring the Heart of Relationships - Correction Appended</w:t>
+        <w:t>There Is Warmth To Be Found In 2 Gentle Fables</w:t>
       </w:r>
     </w:p>
     <w:p>
@@ -24,12 +24,12 @@
     </w:p>
     <w:p>
       <w:r>
-        <w:t>Section: Section 12;; Section 12; Page 15; Column 1; Long Island Weekly Desk; Column 1;; Review</w:t>
+        <w:t>Section: Section 2;; Section 2; Page 5; Column 1; Arts and Leisure Desk; Column 1;</w:t>
       </w:r>
     </w:p>
     <w:p>
       <w:r>
-        <w:t>Source file: NYT/41.DOCX</w:t>
+        <w:t>Source file: NYT/52.DOCX</w:t>
       </w:r>
     </w:p>
     <w:p>
@@ -51,52 +51,47 @@
     </w:p>
     <w:p>
       <w:r>
-        <w:t>IN "Frankie and Johnny in the Clair de Lune," the playwright Terrence McNally explores the heart of contemporary relationships in which the easy part is what happens in bed. It is a romantic comedy about emotional bonding in an era where having sex is a simple way to avoid getting to know the other person.</w:t>
+        <w:t>"ONCE ON THIS ISLAND," THE cinnamon-flavored musical at the Booth Theater, is a lovely piece of handiwork, with much to admire. But I suspect your enjoyment will depend largely on your ability to keep its passing details foremost in your mind.</w:t>
         <w:br/>
-        <w:t>The play, which is now being presented by Theater Three in Port Jefferson, opens to darkness punctured by an unmistakable crescendo of sexual grunting and moaning.</w:t>
+        <w:t>Although it begins with a booming thunderstorm, its overall effect is more that of a tropical breeze that lulls and caresses, but never threatens to blow off your hat. Lynn Ahrens, who wrote the book and lyrics, and Stephen Flaherty, who is responsible for the score, aspire to the familiarity of an oft-told folk tale. That they achieve it may be the evening's chief accomplishment and its principal drawback: there just aren't a whole lot of surprises here.</w:t>
         <w:br/>
-        <w:t>When the lights come up, we see a satiated Frankie and Johnny, who peer at each other over the blankets and suddenly realize that they do not know one another. Each, however, thinks about establishing some sort of contact that might last beyond the next morning's cup of coffee.</w:t>
+        <w:t>The setting is a luxuriant island in the French Antilles, where the division between the dark-skinned peasants and the lighter-skinned aristocrats is sharply drawn. "Two different worlds never meant to meet," we're informed in the opening number. That pretty much suggests what happens, when the two worlds do come together -- in the persons of Ti Moune, a radiant peasant girl, and Daniel, the fine-boned "grand homme" she rescues from a car crash, nurses back to health and then pursues to the other end of the island.</w:t>
         <w:br/>
-        <w:t>These two characters are a pair of middle-aged, working class people. He is a short-order cook at the same restaurant where she works as a waitress. She has had a limited education, while he reads Shakespeare in his spare time, although he doesn't always understand all the words.</w:t>
+        <w:t>The gods, who preside over her destiny -- and a cheerfully meddlesome bunch they are -- may pretend to a hands-off policy. Presumably, they're undertaking an experiment to determine which is stronger -- love or death. But we're not fooled. The ending is implicit in the beginning. I suppose that's the lure of fables -- knowing their contours from the start reassures us. (Why else do children try to stave off the darkness with plaintive requests to hear their favorite bedtime story just once more?)</w:t>
         <w:br/>
-        <w:t>Neither one could be considered attractive, witty or cultured. They are ordinary folk, and they are attracted to each other, and Johnny, at least, wants the attraction to lead to marriage.</w:t>
+        <w:t>Still, familiarity doesn't do much for theatrical tensions. And after you've grown accustomed to the rhythms of Mr. Flaherty's score -- calypsos mostly, spelled by the occasional waltz -- the problem becomes more acute. The 90 minutes of "Once on This Island" can seem very much of a kind, if you don't keep your eyes peeled for the details. They provide the needed seasoning.</w:t>
         <w:br/>
-        <w:t>Johnny expresses his love for the far more controlled and defensive Frankie almost as soon as the lights go on. They have worked together for six weeks before this night, and now he figures that, with the addition of sex, they are a team. He wants to get to know everything about her immediately, if not sooner.</w:t>
+        <w:t>The production, which originated last season at Playwrights Horizons, is confined to a box, exquisitely decorated by the set designer Loy Arcenas and glowingly lit by Allen Lee Hughes, but a box nonetheless. Marrying story-theater techniques to the dances of a Caribbean night, the director and choreographer Graciela Daniele transforms the space into a rain-washed forest or a grand ballroom. The 11-member cast doesn't move from place to place. It undulates. No hip remains unswiveled for long, no pelvis goes unrotated. (Somewhere up there, Bob Fosse must be looking down, beaming.) Merely having the actor Jerry Dixon hold a flashlight in each hand and kick back his legs, as if he were skating on hot ice, is enough to convince us that Daniel is streaking across the stage in his Mercedes.</w:t>
         <w:br/>
-        <w:t>"The space between us -- we gotta break it down so there's no space between us," Johnny says. He is already fantasizing about their future together. Frankie, however, is not so sure that one tumble is the basis for a permanent relationship.</w:t>
+        <w:t>If he proves to be something of a dolt ("We could never marry," he tells Ti Moune, snootily), well, fairy tale princes usually do. It doesn't help his case that Ti Moune is played by La Chanze, an endearing actress who appears to be opening innocent eyes on the world's wonders for the very first time. The gods, however, most caught my fancy, perhaps because what passes for wit and wisdom in this piece falls primarily to them.</w:t>
         <w:br/>
-        <w:t>She can handle an occasional one-night stand. It is what comes afterward that scares her.</w:t>
+        <w:t>As Erzulie, Goddess of Love, Andrea Frierson looks as much like a box of candy as anyone could reasonably expect and, futhermore, delivers a luscious rendition of the show's most insinuating number, "The Human Heart." Kecia Lewis-Evans is the salt of the earth, which is appropriate since she is playing the Mother of the Earth. Even Eric Riley, death's representative, has his charm as he goes about doing the demonic work of Papa Ge -- extending fingers long as spiders' legs and flashing a grin that would be the envy of a jack-o'-lantern. Of course, he's defeated in the end, but am I really spilling any beans by telling you that?</w:t>
         <w:br/>
-        <w:t>"I am a BLT kind of person," she explains to Johnny, the cook. "I think you are looking for a pheasant under glass."</w:t>
+        <w:t>Think big and you're likely to be disappointed by "Once on This Island." Think small. You'll stand a better chance of coming away sufficiently beguiled.</w:t>
         <w:br/>
-        <w:t>But no, Johnny has been looking for someone just like Frankie, and now that he has found her he has determined never, never, never to leave her.</w:t>
+        <w:t xml:space="preserve"> </w:t>
         <w:br/>
-        <w:t>Perhaps the more cynical audience members will view Johnny's pursuit of the hard-hearted Frankie more as an experiment to see if he can talk her to death than as the gentle wooing of a lover.</w:t>
+        <w:t>'The Sum of Us'</w:t>
         <w:br/>
-        <w:t>Without question, Johnny loves to hear the sound of his own voice. He breaks down Frankie's reluctance, using words the way a terrorist commando might fling grenades.</w:t>
+        <w:t xml:space="preserve"> Whenever the drama turns to the father-son relationship, nine times out of ten it's because a playwright wants to record the damages: misunderstandings, misplaced ambitions, rifts that only widen with age and love that never gets spoken or gets spoken too late. The resulting work (O'Neill's "Long Day's Journey Into Night," Miller's "Death of a Salesman," Anderson's "I Never Sang for My Father") is, at least in part, an attempt to exorcise the lingering pain and to forgive, if not to forget. We are so used, in fact, to the head-to-head confrontations that the playwright David Stevens seems to be staking out fresh territory merely by showing us a father and son who care for each other and pull actively for each other's happiness.</w:t>
         <w:br/>
-        <w:t>If one personal story or heart-rending plea misses its mark, he takes a quick deep breath and begins another one. By play's end, we have a much clearer picture of the verbose Johnny's life than we do of the more reticent Frankie's.</w:t>
+        <w:t>At the outset of "The Sum of Us," Mr. Stevens's warm and touching play at the Cherry Lane Theater, the father (Richard Venture) lets us know exactly how he feels. Momentarily putting aside the frozen lasagna he's preparing for their dinner, he assures us his son is "a good lad," "an honest lad with a heart as big as Western Australia." And if the boy appears just a little wound up tonight, that's because he'll be going out later and he's always a bit edgy "if he thinks he's meeting Mr. Right."</w:t>
         <w:br/>
-        <w:t>The lopsided quality in the script, which gives a fuller portrait of Johnny than of Frankie, is exacerbated in this production.</w:t>
+        <w:t>There, with no fuss whatsoever, you have the second distinguishing characteristic of Mr. Stevens's play: the son, Jeff (Tony Goldwyn), a 24-year-old plumber in an industrial suburb of Melbourne, is homosexual. When his father first learned the truth, he felt compelled to purchase some porno magazines and visit a few gay bars. "I thought I'd better try to find out what it was about," he explains. "I wanted to know who his friends were. I didn't want him to have to keep them secret from his Dad." But the two have so few secrets now that when Jeff brings home someone to spend the night, he's not sure his father won't march into the bedroom the next morning to ask how the stranger takes his tea for breakfast.</w:t>
         <w:br/>
-        <w:t>Although the director, Jeffrey E. Sanzel, has done a sterling job of keeping the action moving with the back and forth rapidity of a tennis match in which the balls have been replaced by emotions, the actors are not equal players in the game.</w:t>
+        <w:t>"There's such a thing as being too well adjusted," Jeff admits with a sheepishness that verges on impatience. (Mr. Goldwyn, you'll notice, is very adept at locating the fine line where one emotion abuts another.)</w:t>
         <w:br/>
-        <w:t>Richard P. Gang gives a solid, believable performance as the unattractive, talkative Johnny. The character has all the surface appeal of a bullfrog in heat, but there is a steady undercurrent of sincerity sparked with occasional splashes of charm.</w:t>
+        <w:t>The father is not without regrets, although Mr. Venture doesn't want us to confuse disappointments with judgments. He's sad he won't have grandchildren. And he's pretty sure Jeff will never know the kind of love he enjoyed with his late wife, and "most of all, making him, making a baby, knowing I'd put the seed in there and watching it grow." But that doesn't matter. Jeff is his only son and he wants him to be as happy as possible. If anything angers him, it's that his offspring is so shy and easily hurt he doesn't put enough effort into finding Mr. Right.</w:t>
         <w:br/>
-        <w:t>In spite of Johnny's overbearing display of intense emotional need, Mr. Gang portrays him as a likable fellow, and if he wants Frankie, you hope he gets her.</w:t>
+        <w:t>No, not your average father-son relationship. Mr. Stevens is certainly laying himself wide open to charges of being sentimental and starry-eyed. Cynics will find "The Sum of Us" the product of wishful thinking -- as much a fable in its way as "Once on This Island." It dawdles for stretches and the characters spend far too much time talking to the audience, when you'd rather they talk to one another. But such flaws are redeemed to an extraordinary degree by Mr. Venture and Mr. Goldwyn, who are giving performances that seem to spring directly from life with no interim stop in a rehearsal hall.</w:t>
         <w:br/>
-        <w:t>In this production, Frankie suffers not only from being shortchanged by the playwright, but also by the actress who plays her. Kathy Lichter suffers from a severe case of technical malfeasance as she struggles to bring depth of character to Frankie.</w:t>
+        <w:t>Mr. Goldwyn's ability to project bedrock decency is put to devious uses in the current hit film "Ghost," in which he plays Patrick Swayze's Wall Street buddy. Here the decency is allowed to be its own disarming self with no hidden agenda. Mr. Venture, on the other hand, displays the kind of affectionate nature that tends to overstep itself, and then has to pull back and apologize for the mess. The pairing is ideal. Under the direction of Kevin Dowling, the performers are operating in an atmosphere of palpable trust, further authenticating a play which is about acceptance, after all.</w:t>
         <w:br/>
-        <w:t>Ms. Lichter's repertory of acting emotions relies on wide-eyed wonder, clenched jaw, raised eyebrows and a variety of facial expressions and physical mannerisms rarely seen anywhere outside of semi-professional and amateur theaters.</w:t>
+        <w:t>The plot, to the extent that there is one, chronicles how father and son set about trying to fill the void in their hearts -- the father with a jittery widow he's met through "Desiree's Introduction Agency," the son with a gardener he's been eyeing at the pub. But the outsiders aren't ready for the openness they find in the snug working-class bungalow. The love between father and son actually gets in the way of their dealings with others. That's the evening's main dramatic irony and it's not a huge one, granted.</w:t>
         <w:br/>
-        <w:t>"Frankie and Johnny in the Clair de Lune" is being presented in Theater Three's Second Stage Theater through Nov. 7. On the theater's Main Stage is "42d Street," which will continue through Nov. 24.</w:t>
+        <w:t>"The Sum of Us" is really no more than the relationship itself, observed from different angles, commented upon by each of the participants, but essentially unchanging. Whatever the reversals -- and Mr. Stevens finally hits the father with a wallop in the last scene -- the bond holds fast.</w:t>
         <w:br/>
-        <w:t>Correction</w:t>
-        <w:br/>
-        <w:br/>
-        <w:t>A picture in the Long Island Weekly today with a review of the play "Frankie and Johnny in the Claire de Lune," in Port Jefferson, was printed in error. It shows a different production of the play, in East Farmingdale.</w:t>
-        <w:br/>
-        <w:t>Correction-Date: October 28, 1990, Sunday, Late Edition - Final</w:t>
+        <w:t>That very constancy, however, lifts the play beyond its particulars and gives it considerable emotional appeal. Mr. Goldwyn and Mr. Venture's generous performances are large enough to speak to any child who failed to measure up to a parent's expectations and every parent who was obliged to change the yardstick. Which includes, I would think, a fair number of us.</w:t>
         <w:br/>
         <w:br/>
         <w:t>Graphic</w:t>
@@ -104,7 +99,7 @@
         <w:br/>
         <w:t xml:space="preserve"> </w:t>
         <w:br/>
-        <w:t>Photo: Photo of a scene from "Frankie and Johnny"</w:t>
+        <w:t>Photos: The 11-member cast of "Once on This Island," shown in part above, doesn't move from place to place. It undulates. No hip remains unswiveled for long, no pelvis goes unrotated (Sara Krulwich/The New York Times); Richard Venture, right, and Tony Goldwyn as father and son in "The Sum of Us"-- performances that seem to spring directly from life with no interim stop in a rehearsal hall (Martha Swope Associates/"The Sum of Us") (pg. 5); Neil Maffin and Tony Goldwyn in "The Sum of Us"--operating in an atmosphere of trust in a play about acceptance (Carol Rosegg/Martha Swope Associates/"The Sum of Us") (pg. 6)</w:t>
       </w:r>
     </w:p>
     <w:sectPr>

--- a/example_articles/countries/Australia/1.countries_Australia_New_York_Times.docx
+++ b/example_articles/countries/Australia/1.countries_Australia_New_York_Times.docx
@@ -7,9 +7,7 @@
         <w:pStyle w:val="Heading1"/>
       </w:pPr>
       <w:r>
-        <w:t>SUNDAY VIEW;</w:t>
-        <w:br/>
-        <w:t>There Is Warmth To Be Found In 2 Gentle Fables</w:t>
+        <w:t>Australia's Shifting Political Order; Contributing Op-Ed Writer</w:t>
       </w:r>
     </w:p>
     <w:p>
@@ -19,17 +17,17 @@
     </w:p>
     <w:p>
       <w:r>
-        <w:t>Date: 1990-10-28</w:t>
+        <w:t>Date: 2017-12-07</w:t>
       </w:r>
     </w:p>
     <w:p>
       <w:r>
-        <w:t>Section: Section 2;; Section 2; Page 5; Column 1; Arts and Leisure Desk; Column 1;</w:t>
+        <w:t>Section: OPINION</w:t>
       </w:r>
     </w:p>
     <w:p>
       <w:r>
-        <w:t>Source file: NYT/52.DOCX</w:t>
+        <w:t>Source file: NYT/23.DOCX</w:t>
       </w:r>
     </w:p>
     <w:p>
@@ -51,55 +49,47 @@
     </w:p>
     <w:p>
       <w:r>
-        <w:t>"ONCE ON THIS ISLAND," THE cinnamon-flavored musical at the Booth Theater, is a lovely piece of handiwork, with much to admire. But I suspect your enjoyment will depend largely on your ability to keep its passing details foremost in your mind.</w:t>
+        <w:t>MELBOURNE, Australia — As former Prime Minister Tony Abbott stood in Parliament this week complaining that the bill legalizing same-sex marriage in Australia was somehow being rushed, it represented a moment of profound political defeat for him.</w:t>
         <w:br/>
-        <w:t>Although it begins with a booming thunderstorm, its overall effect is more that of a tropical breeze that lulls and caresses, but never threatens to blow off your hat. Lynn Ahrens, who wrote the book and lyrics, and Stephen Flaherty, who is responsible for the score, aspire to the familiarity of an oft-told folk tale. That they achieve it may be the evening's chief accomplishment and its principal drawback: there just aren't a whole lot of surprises here.</w:t>
+        <w:t>Mr. Abbott has been the most vocal and high-profile opponent of same-sex marriage in the country. In his tenure as prime minister, he tried everything to delay the inevitable, including denying Parliament a vote on the matter before insisting that the public give its opinion on it.</w:t>
         <w:br/>
-        <w:t>The setting is a luxuriant island in the French Antilles, where the division between the dark-skinned peasants and the lighter-skinned aristocrats is sharply drawn. "Two different worlds never meant to meet," we're informed in the opening number. That pretty much suggests what happens, when the two worlds do come together -- in the persons of Ti Moune, a radiant peasant girl, and Daniel, the fine-boned "grand homme" she rescues from a car crash, nurses back to health and then pursues to the other end of the island.</w:t>
+        <w:t>Prime Minister Malcolm Turnbull inherited Mr. Abbott's plan: a voluntary, nonbinding opinion survey, conducted through the mail. Last month, the survey result revealed what every poll has been screaming for years: a strong public preference in favor of same-sex marriage that hangs around 60 percent. On Thursday, Parliament voted to make same-sex marriage the law.</w:t>
         <w:br/>
-        <w:t>The gods, who preside over her destiny -- and a cheerfully meddlesome bunch they are -- may pretend to a hands-off policy. Presumably, they're undertaking an experiment to determine which is stronger -- love or death. But we're not fooled. The ending is implicit in the beginning. I suppose that's the lure of fables -- knowing their contours from the start reassures us. (Why else do children try to stave off the darkness with plaintive requests to hear their favorite bedtime story just once more?)</w:t>
+        <w:t>But while the outcome of the postal survey may not have been a big surprise to Australians, the district-by-district results were a different story, revealing demographic and political changes that will reverberate through Australian politics long after the debate on same-sex marriage fades. The data make it clear that Australian attitudes on race, gender and sexuality do not fit neatly into the traditional conservative-progressive divide.</w:t>
         <w:br/>
-        <w:t>Still, familiarity doesn't do much for theatrical tensions. And after you've grown accustomed to the rhythms of Mr. Flaherty's score -- calypsos mostly, spelled by the occasional waltz -- the problem becomes more acute. The 90 minutes of "Once on This Island" can seem very much of a kind, if you don't keep your eyes peeled for the details. They provide the needed seasoning.</w:t>
+        <w:t>This raises an especially tricky conundrum for Australian conservatism, which has traditionally attempted to hold together a movement with both liberal and socially conservative strands. The same-sex marriage survey shows how conservatives may be approaching the moment when these strands unravel.</w:t>
         <w:br/>
-        <w:t>The production, which originated last season at Playwrights Horizons, is confined to a box, exquisitely decorated by the set designer Loy Arcenas and glowingly lit by Allen Lee Hughes, but a box nonetheless. Marrying story-theater techniques to the dances of a Caribbean night, the director and choreographer Graciela Daniele transforms the space into a rain-washed forest or a grand ballroom. The 11-member cast doesn't move from place to place. It undulates. No hip remains unswiveled for long, no pelvis goes unrotated. (Somewhere up there, Bob Fosse must be looking down, beaming.) Merely having the actor Jerry Dixon hold a flashlight in each hand and kick back his legs, as if he were skating on hot ice, is enough to convince us that Daniel is streaking across the stage in his Mercedes.</w:t>
+        <w:t>In Mr. Abbott's own safe Liberal Party seat in Sydney, 75 percent of respondents to the survey favored same-sex marriage. That is a serious repudiation of his yearslong campaign against same-sex marriage from voters who are otherwise sympathetic to his conservative policy positions. And it's a pattern that repeated itself to varying degrees in seats held by the loudest opponents to same-sex marriage.</w:t>
         <w:br/>
-        <w:t>If he proves to be something of a dolt ("We could never marry," he tells Ti Moune, snootily), well, fairy tale princes usually do. It doesn't help his case that Ti Moune is played by La Chanze, an endearing actress who appears to be opening innocent eyes on the world's wonders for the very first time. The gods, however, most caught my fancy, perhaps because what passes for wit and wisdom in this piece falls primarily to them.</w:t>
+        <w:t>Meanwhile, politicians on the left face a related problem. The responses against same-sex marriage were disproportionately concentrated in Western Sydney's immigrant communities, in districts dominated by the Labor Party, which has been pro-marriage equality.</w:t>
         <w:br/>
-        <w:t>As Erzulie, Goddess of Love, Andrea Frierson looks as much like a box of candy as anyone could reasonably expect and, futhermore, delivers a luscious rendition of the show's most insinuating number, "The Human Heart." Kecia Lewis-Evans is the salt of the earth, which is appropriate since she is playing the Mother of the Earth. Even Eric Riley, death's representative, has his charm as he goes about doing the demonic work of Papa Ge -- extending fingers long as spiders' legs and flashing a grin that would be the envy of a jack-o'-lantern. Of course, he's defeated in the end, but am I really spilling any beans by telling you that?</w:t>
+        <w:t>A decade of Australian culture wars has obscured these underlying trends because the politicians most vehemently against same-sex marriage have also been the most opposed to multiculturalism and most suspicious of feminism. They have mostly been middle-aged straight white men — Tony Abbott, Senator Eric Abetz, Representative George Christensen — leaving many of us to conclude that these were merely varied expressions of a single prejudice against diversity, in favor of some old social order.</w:t>
         <w:br/>
-        <w:t>Think big and you're likely to be disappointed by "Once on This Island." Think small. You'll stand a better chance of coming away sufficiently beguiled.</w:t>
+        <w:t>Perhaps it is for this reason that same-sex marriage supporters failed to take immigrant communities seriously. But the opposition put resources into winning over immigrant neighborhoods, distributing bilingual campaign material, some of which made outlandish claims that same-sex marriage would lead to unisex toilets that would give rapists access to vulnerable women.</w:t>
         <w:br/>
-        <w:t xml:space="preserve"> </w:t>
+        <w:t>There is every reason to suspect that immigrants would be inclined to defend multiculturalism, historically supported by the left. They were, for instance, suspicious of the Abbott government's attempts to water down racial discrimination laws. But tightly knit immigrant communities have been susceptible to this underhanded campaigning on same-sex marriage for a range of reasons.</w:t>
         <w:br/>
-        <w:t>'The Sum of Us'</w:t>
+        <w:t>They are likely to be less immersed in mainstream media, lending conservative religious institutions far greater political authority. Moreover, new immigrants tend to see marriage as an institution that serves the whole family, rather than solely individual needs. Also, Andy Marks, an assistant vice chancellor at Western Sydney University, said to The Australian that within immigrant communities, same-sex relationships are often known by other family members but considered a private matter that has nothing to do with the state.</w:t>
         <w:br/>
-        <w:t xml:space="preserve"> Whenever the drama turns to the father-son relationship, nine times out of ten it's because a playwright wants to record the damages: misunderstandings, misplaced ambitions, rifts that only widen with age and love that never gets spoken or gets spoken too late. The resulting work (O'Neill's "Long Day's Journey Into Night," Miller's "Death of a Salesman," Anderson's "I Never Sang for My Father") is, at least in part, an attempt to exorcise the lingering pain and to forgive, if not to forget. We are so used, in fact, to the head-to-head confrontations that the playwright David Stevens seems to be staking out fresh territory merely by showing us a father and son who care for each other and pull actively for each other's happiness.</w:t>
+        <w:t>The pro-marriage campaign's "love is love" refrain is unlikely to appeal to these families.</w:t>
         <w:br/>
-        <w:t>At the outset of "The Sum of Us," Mr. Stevens's warm and touching play at the Cherry Lane Theater, the father (Richard Venture) lets us know exactly how he feels. Momentarily putting aside the frozen lasagna he's preparing for their dinner, he assures us his son is "a good lad," "an honest lad with a heart as big as Western Australia." And if the boy appears just a little wound up tonight, that's because he'll be going out later and he's always a bit edgy "if he thinks he's meeting Mr. Right."</w:t>
+        <w:t>The challenge is most profound for conservatives now with the discovery that the people most responsive to their message against same-sex marriage are those multicultural communities they've spent years attacking.</w:t>
         <w:br/>
-        <w:t>There, with no fuss whatsoever, you have the second distinguishing characteristic of Mr. Stevens's play: the son, Jeff (Tony Goldwyn), a 24-year-old plumber in an industrial suburb of Melbourne, is homosexual. When his father first learned the truth, he felt compelled to purchase some porno magazines and visit a few gay bars. "I thought I'd better try to find out what it was about," he explains. "I wanted to know who his friends were. I didn't want him to have to keep them secret from his Dad." But the two have so few secrets now that when Jeff brings home someone to spend the night, he's not sure his father won't march into the bedroom the next morning to ask how the stranger takes his tea for breakfast.</w:t>
+        <w:t>A special election last month in the inner-city Melbourne district of Northcote is one recent example that underscores this conundrum. It was a contest between Labor and the Greens, the Liberal Party choosing not to run a candidate in a seat it would never win. The Greens won the seat, but they did it off the back of conservative Liberal voters (polling booths that have historically favored the Liberal Party recorded the sharpest swings to the Greens).</w:t>
         <w:br/>
-        <w:t>"There's such a thing as being too well adjusted," Jeff admits with a sheepishness that verges on impatience. (Mr. Goldwyn, you'll notice, is very adept at locating the fine line where one emotion abuts another.)</w:t>
+        <w:t>This is significant because the conservative Liberal Party has always seen the Greens as the most radical, unacceptable form of leftist politics. It directs its voters to place the Greens behind Labor in preferential voting. Yet both the Liberal Party and the Greens appeal to affluent, educated, upwardly mobile constituencies. And left to itself, the party's conservative base appears to see itself more aligned to the Greens' cosmopolitan constituency than to Labor's working-class roots. Thus, the boundary between the conservative Liberals and the progressive Greens is more permeable than most politicians assume.</w:t>
         <w:br/>
-        <w:t>The father is not without regrets, although Mr. Venture doesn't want us to confuse disappointments with judgments. He's sad he won't have grandchildren. And he's pretty sure Jeff will never know the kind of love he enjoyed with his late wife, and "most of all, making him, making a baby, knowing I'd put the seed in there and watching it grow." But that doesn't matter. Jeff is his only son and he wants him to be as happy as possible. If anything angers him, it's that his offspring is so shy and easily hurt he doesn't put enough effort into finding Mr. Right.</w:t>
+        <w:t>The Liberal Party's decades of championing free-market liberalism seems to have created a preference for social liberalism built on the logic of individual freedom and equal rights. The trouble for conservatism is that increasingly its urban base is comfortable with more liberal social mores, like same-sex marriage.</w:t>
         <w:br/>
-        <w:t>No, not your average father-son relationship. Mr. Stevens is certainly laying himself wide open to charges of being sentimental and starry-eyed. Cynics will find "The Sum of Us" the product of wishful thinking -- as much a fable in its way as "Once on This Island." It dawdles for stretches and the characters spend far too much time talking to the audience, when you'd rather they talk to one another. But such flaws are redeemed to an extraordinary degree by Mr. Venture and Mr. Goldwyn, who are giving performances that seem to spring directly from life with no interim stop in a rehearsal hall.</w:t>
+        <w:t>The most socially conservative audience in the cities now appears to exist among the immigrant communities it repels with its suspicion of multiculturalism. That leaves a rural white audience who might be sympathetic to its more nostalgic forms of nationalism, but not its liberal traditions, anchored in the free market and (partly for that reason) acceptance of immigration. If the party chases the rural whites, it alienates the conservative voters in the cities, people who are prepared to vote Green as a second choice.</w:t>
         <w:br/>
-        <w:t>Mr. Goldwyn's ability to project bedrock decency is put to devious uses in the current hit film "Ghost," in which he plays Patrick Swayze's Wall Street buddy. Here the decency is allowed to be its own disarming self with no hidden agenda. Mr. Venture, on the other hand, displays the kind of affectionate nature that tends to overstep itself, and then has to pull back and apologize for the mess. The pairing is ideal. Under the direction of Kevin Dowling, the performers are operating in an atmosphere of palpable trust, further authenticating a play which is about acceptance, after all.</w:t>
+        <w:t>The contradictions of Australian conservatism are finally reaching their logical conclusion.</w:t>
         <w:br/>
-        <w:t>The plot, to the extent that there is one, chronicles how father and son set about trying to fill the void in their hearts -- the father with a jittery widow he's met through "Desiree's Introduction Agency," the son with a gardener he's been eyeing at the pub. But the outsiders aren't ready for the openness they find in the snug working-class bungalow. The love between father and son actually gets in the way of their dealings with others. That's the evening's main dramatic irony and it's not a huge one, granted.</w:t>
+        <w:t xml:space="preserve">Follow The New York Times Opinion section on Facebook and            Twitter (@NYTopinion), and sign up for the            Opinion Today newsletter. </w:t>
         <w:br/>
-        <w:t>"The Sum of Us" is really no more than the relationship itself, observed from different angles, commented upon by each of the participants, but essentially unchanging. Whatever the reversals -- and Mr. Stevens finally hits the father with a wallop in the last scene -- the bond holds fast.</w:t>
+        <w:t>Waleed Aly is a columnist and broadcaster and a politics lecturer at Monash University in Melbourne.</w:t>
         <w:br/>
-        <w:t>That very constancy, however, lifts the play beyond its particulars and gives it considerable emotional appeal. Mr. Goldwyn and Mr. Venture's generous performances are large enough to speak to any child who failed to measure up to a parent's expectations and every parent who was obliged to change the yardstick. Which includes, I would think, a fair number of us.</w:t>
-        <w:br/>
-        <w:br/>
-        <w:t>Graphic</w:t>
-        <w:br/>
-        <w:br/>
-        <w:t xml:space="preserve"> </w:t>
-        <w:br/>
-        <w:t>Photos: The 11-member cast of "Once on This Island," shown in part above, doesn't move from place to place. It undulates. No hip remains unswiveled for long, no pelvis goes unrotated (Sara Krulwich/The New York Times); Richard Venture, right, and Tony Goldwyn as father and son in "The Sum of Us"-- performances that seem to spring directly from life with no interim stop in a rehearsal hall (Martha Swope Associates/"The Sum of Us") (pg. 5); Neil Maffin and Tony Goldwyn in "The Sum of Us"--operating in an atmosphere of trust in a play about acceptance (Carol Rosegg/Martha Swope Associates/"The Sum of Us") (pg. 6)</w:t>
+        <w:t>Members of Parliament celebrate the passing of a same-sex marriage law on Thursday. MICK TSIKAS/AUSTRALIAN ASSOCIATED PRESS, VIA ASSOCIATED PRESS</w:t>
       </w:r>
     </w:p>
     <w:sectPr>
